--- a/Documents/Prototype Design.docx
+++ b/Documents/Prototype Design.docx
@@ -25,7 +25,501 @@
         <w:rPr>
           <w:rFonts w:ascii="Arial" w:hAnsi="Arial" w:cs="Arial" w:hint="eastAsia"/>
         </w:rPr>
-        <w:t>不同人物可以对同一个物品进行不同的交互</w:t>
+        <w:t>不同人物可以对同一个物品进行不同的交互，</w:t>
+      </w:r>
+      <w:r>
+        <w:rPr>
+          <w:rFonts w:ascii="Arial" w:hAnsi="Arial" w:cs="Arial" w:hint="eastAsia"/>
+        </w:rPr>
+        <w:t xml:space="preserve">e.g. </w:t>
+      </w:r>
+      <w:r>
+        <w:rPr>
+          <w:rFonts w:ascii="Arial" w:hAnsi="Arial" w:cs="Arial" w:hint="eastAsia"/>
+        </w:rPr>
+        <w:t>死神可以对一些超现实的物品进行特殊的交互，将死之人可以对回忆中的物品</w:t>
+      </w:r>
+      <w:r>
+        <w:rPr>
+          <w:rFonts w:ascii="Arial" w:hAnsi="Arial" w:cs="Arial" w:hint="eastAsia"/>
+        </w:rPr>
+        <w:t>，道具</w:t>
+      </w:r>
+      <w:r>
+        <w:rPr>
+          <w:rFonts w:ascii="Arial" w:hAnsi="Arial" w:cs="Arial" w:hint="eastAsia"/>
+        </w:rPr>
+        <w:t>进行交互</w:t>
+      </w:r>
+    </w:p>
+    <w:p>
+      <w:pPr>
+        <w:rPr>
+          <w:rFonts w:ascii="Arial" w:hAnsi="Arial" w:cs="Arial"/>
+        </w:rPr>
+      </w:pPr>
+      <w:r>
+        <w:rPr>
+          <w:rFonts w:ascii="Arial" w:hAnsi="Arial" w:cs="Arial" w:hint="eastAsia"/>
+        </w:rPr>
+        <w:t>希望以跳跃</w:t>
+      </w:r>
+      <w:r>
+        <w:rPr>
+          <w:rFonts w:ascii="Arial" w:hAnsi="Arial" w:cs="Arial" w:hint="eastAsia"/>
+        </w:rPr>
+        <w:t>（可以设计陷阱）</w:t>
+      </w:r>
+      <w:r>
+        <w:rPr>
+          <w:rFonts w:ascii="Arial" w:hAnsi="Arial" w:cs="Arial" w:hint="eastAsia"/>
+        </w:rPr>
+        <w:t>与解密为主</w:t>
+      </w:r>
+    </w:p>
+    <w:p>
+      <w:pPr>
+        <w:rPr>
+          <w:rFonts w:ascii="Arial" w:hAnsi="Arial" w:cs="Arial"/>
+        </w:rPr>
+      </w:pPr>
+      <w:r>
+        <w:rPr>
+          <w:rFonts w:ascii="Arial" w:hAnsi="Arial" w:cs="Arial" w:hint="eastAsia"/>
+        </w:rPr>
+        <w:t>希望设计隐藏房间</w:t>
+      </w:r>
+    </w:p>
+    <w:p>
+      <w:pPr>
+        <w:rPr>
+          <w:rFonts w:ascii="Arial" w:hAnsi="Arial" w:cs="Arial"/>
+        </w:rPr>
+      </w:pPr>
+      <w:r>
+        <w:rPr>
+          <w:rFonts w:ascii="Arial" w:hAnsi="Arial" w:cs="Arial" w:hint="eastAsia"/>
+        </w:rPr>
+        <w:t>死神性能较强</w:t>
+      </w:r>
+      <w:r>
+        <w:rPr>
+          <w:rFonts w:ascii="Arial" w:hAnsi="Arial" w:cs="Arial" w:hint="eastAsia"/>
+        </w:rPr>
+        <w:t>（其实也不强，但是比死者强）</w:t>
+      </w:r>
+      <w:r>
+        <w:rPr>
+          <w:rFonts w:ascii="Arial" w:hAnsi="Arial" w:cs="Arial" w:hint="eastAsia"/>
+        </w:rPr>
+        <w:t>，可以二段跳，</w:t>
+      </w:r>
+      <w:r>
+        <w:rPr>
+          <w:rFonts w:ascii="Arial" w:hAnsi="Arial" w:cs="Arial" w:hint="eastAsia"/>
+        </w:rPr>
+        <w:t>dash</w:t>
+      </w:r>
+    </w:p>
+    <w:p>
+      <w:pPr>
+        <w:rPr>
+          <w:rFonts w:ascii="Arial" w:hAnsi="Arial" w:cs="Arial"/>
+        </w:rPr>
+      </w:pPr>
+      <w:r>
+        <w:rPr>
+          <w:rFonts w:ascii="Arial" w:hAnsi="Arial" w:cs="Arial" w:hint="eastAsia"/>
+        </w:rPr>
+        <w:t>将死之人只能一段跳</w:t>
+      </w:r>
+      <w:r>
+        <w:rPr>
+          <w:rFonts w:ascii="Arial" w:hAnsi="Arial" w:cs="Arial" w:hint="eastAsia"/>
+        </w:rPr>
+        <w:t>（第一个</w:t>
+      </w:r>
+      <w:r>
+        <w:rPr>
+          <w:rFonts w:ascii="Arial" w:hAnsi="Arial" w:cs="Arial" w:hint="eastAsia"/>
+        </w:rPr>
+        <w:t>scene</w:t>
+      </w:r>
+      <w:r>
+        <w:rPr>
+          <w:rFonts w:ascii="Arial" w:hAnsi="Arial" w:cs="Arial" w:hint="eastAsia"/>
+        </w:rPr>
+        <w:t>待定</w:t>
+      </w:r>
+      <w:r>
+        <w:rPr>
+          <w:rFonts w:ascii="Arial" w:hAnsi="Arial" w:cs="Arial" w:hint="eastAsia"/>
+        </w:rPr>
+        <w:t xml:space="preserve">, </w:t>
+      </w:r>
+      <w:r>
+        <w:rPr>
+          <w:rFonts w:ascii="Arial" w:hAnsi="Arial" w:cs="Arial" w:hint="eastAsia"/>
+        </w:rPr>
+        <w:t>之后的不一定）</w:t>
+      </w:r>
+      <w:r>
+        <w:rPr>
+          <w:rFonts w:ascii="Arial" w:hAnsi="Arial" w:cs="Arial" w:hint="eastAsia"/>
+        </w:rPr>
+        <w:t>，但是能与更多的物体交互，可以使用道具</w:t>
+      </w:r>
+    </w:p>
+    <w:p>
+      <w:pPr>
+        <w:rPr>
+          <w:rFonts w:ascii="Arial" w:hAnsi="Arial" w:cs="Arial"/>
+        </w:rPr>
+      </w:pPr>
+      <w:r>
+        <w:rPr>
+          <w:rFonts w:ascii="Arial" w:hAnsi="Arial" w:cs="Arial" w:hint="eastAsia"/>
+        </w:rPr>
+        <w:t>希望在游戏开场时蓄意不表述主要人物死神的身份</w:t>
+      </w:r>
+    </w:p>
+    <w:p>
+      <w:pPr>
+        <w:rPr>
+          <w:rFonts w:ascii="Arial" w:hAnsi="Arial" w:cs="Arial"/>
+        </w:rPr>
+      </w:pPr>
+      <w:r>
+        <w:rPr>
+          <w:rFonts w:ascii="Arial" w:hAnsi="Arial" w:cs="Arial" w:hint="eastAsia"/>
+        </w:rPr>
+        <w:t>希望在每个</w:t>
+      </w:r>
+      <w:r>
+        <w:rPr>
+          <w:rFonts w:ascii="Arial" w:hAnsi="Arial" w:cs="Arial" w:hint="eastAsia"/>
+        </w:rPr>
+        <w:t>scene</w:t>
+      </w:r>
+      <w:r>
+        <w:rPr>
+          <w:rFonts w:ascii="Arial" w:hAnsi="Arial" w:cs="Arial" w:hint="eastAsia"/>
+        </w:rPr>
+        <w:t>结束前的最后一个房间设计成车站（待定）等，设计一小段简单的演出</w:t>
+      </w:r>
+    </w:p>
+    <w:p>
+      <w:pPr>
+        <w:rPr>
+          <w:rFonts w:ascii="Arial" w:hAnsi="Arial" w:cs="Arial"/>
+        </w:rPr>
+      </w:pPr>
+      <w:r>
+        <w:rPr>
+          <w:rFonts w:ascii="Arial" w:hAnsi="Arial" w:cs="Arial" w:hint="eastAsia"/>
+        </w:rPr>
+        <w:t>地图中可以出现</w:t>
+      </w:r>
+      <w:r>
+        <w:rPr>
+          <w:rFonts w:ascii="Arial" w:hAnsi="Arial" w:cs="Arial" w:hint="eastAsia"/>
+        </w:rPr>
+        <w:t xml:space="preserve">lift, </w:t>
+      </w:r>
+      <w:r>
+        <w:rPr>
+          <w:rFonts w:ascii="Arial" w:hAnsi="Arial" w:cs="Arial" w:hint="eastAsia"/>
+        </w:rPr>
+        <w:t>锁上的门</w:t>
+      </w:r>
+    </w:p>
+    <w:p>
+      <w:pPr>
+        <w:rPr>
+          <w:rFonts w:ascii="Arial" w:hAnsi="Arial" w:cs="Arial" w:hint="eastAsia"/>
+        </w:rPr>
+      </w:pPr>
+    </w:p>
+    <w:p>
+      <w:pPr>
+        <w:rPr>
+          <w:rFonts w:ascii="Arial" w:hAnsi="Arial" w:cs="Arial"/>
+        </w:rPr>
+      </w:pPr>
+      <w:r>
+        <w:rPr>
+          <w:rFonts w:ascii="Arial" w:hAnsi="Arial" w:cs="Arial"/>
+        </w:rPr>
+        <w:t>N</w:t>
+      </w:r>
+      <w:r>
+        <w:rPr>
+          <w:rFonts w:ascii="Arial" w:hAnsi="Arial" w:cs="Arial" w:hint="eastAsia"/>
+        </w:rPr>
+        <w:t>ew idea</w:t>
+      </w:r>
+    </w:p>
+    <w:p>
+      <w:pPr>
+        <w:rPr>
+          <w:rFonts w:ascii="Arial" w:hAnsi="Arial" w:cs="Arial"/>
+        </w:rPr>
+      </w:pPr>
+      <w:r>
+        <w:rPr>
+          <w:rFonts w:ascii="Arial" w:hAnsi="Arial" w:cs="Arial" w:hint="eastAsia"/>
+        </w:rPr>
+        <w:t>1.</w:t>
+      </w:r>
+      <w:r>
+        <w:rPr>
+          <w:rFonts w:ascii="Arial" w:hAnsi="Arial" w:cs="Arial" w:hint="eastAsia"/>
+        </w:rPr>
+        <w:t>记忆</w:t>
+      </w:r>
+      <w:r>
+        <w:rPr>
+          <w:rFonts w:ascii="Arial" w:hAnsi="Arial" w:cs="Arial" w:hint="eastAsia"/>
+        </w:rPr>
+        <w:t>很重：</w:t>
+      </w:r>
+      <w:r>
+        <w:rPr>
+          <w:rFonts w:ascii="Arial" w:hAnsi="Arial" w:cs="Arial" w:hint="eastAsia"/>
+        </w:rPr>
+        <w:t>死神后面跟随的死者</w:t>
+      </w:r>
+      <w:r>
+        <w:rPr>
+          <w:rFonts w:ascii="Arial" w:hAnsi="Arial" w:cs="Arial" w:hint="eastAsia"/>
+        </w:rPr>
+        <w:t>的灵魂</w:t>
+      </w:r>
+      <w:r>
+        <w:rPr>
+          <w:rFonts w:ascii="Arial" w:hAnsi="Arial" w:cs="Arial" w:hint="eastAsia"/>
+        </w:rPr>
+        <w:t>的记忆</w:t>
+      </w:r>
+      <w:r>
+        <w:rPr>
+          <w:rFonts w:ascii="Arial" w:hAnsi="Arial" w:cs="Arial" w:hint="eastAsia"/>
+        </w:rPr>
+        <w:t>愈多，死神的负担就愈重，重量就愈重，</w:t>
+      </w:r>
+      <w:r>
+        <w:rPr>
+          <w:rFonts w:ascii="Arial" w:hAnsi="Arial" w:cs="Arial" w:hint="eastAsia"/>
+        </w:rPr>
+        <w:t xml:space="preserve">e.g </w:t>
+      </w:r>
+      <w:r>
+        <w:rPr>
+          <w:rFonts w:ascii="Arial" w:hAnsi="Arial" w:cs="Arial" w:hint="eastAsia"/>
+        </w:rPr>
+        <w:t>死神更轻能跳的更高，到达一定重量才能压得动一些重型机关，</w:t>
+      </w:r>
+    </w:p>
+    <w:p>
+      <w:pPr>
+        <w:rPr>
+          <w:rFonts w:ascii="Arial" w:hAnsi="Arial" w:cs="Arial"/>
+        </w:rPr>
+      </w:pPr>
+      <w:r>
+        <w:rPr>
+          <w:rFonts w:ascii="Arial" w:hAnsi="Arial" w:cs="Arial" w:hint="eastAsia"/>
+        </w:rPr>
+        <w:t>死神选择可以放弃</w:t>
+      </w:r>
+      <w:r>
+        <w:rPr>
+          <w:rFonts w:ascii="Arial" w:hAnsi="Arial" w:cs="Arial" w:hint="eastAsia"/>
+        </w:rPr>
+        <w:t>一段记忆</w:t>
+      </w:r>
+      <w:r>
+        <w:rPr>
+          <w:rFonts w:ascii="Arial" w:hAnsi="Arial" w:cs="Arial" w:hint="eastAsia"/>
+        </w:rPr>
+        <w:t>变得更轻</w:t>
+      </w:r>
+    </w:p>
+    <w:p>
+      <w:pPr>
+        <w:rPr>
+          <w:rFonts w:ascii="Arial" w:hAnsi="Arial" w:cs="Arial"/>
+        </w:rPr>
+      </w:pPr>
+      <w:r>
+        <w:rPr>
+          <w:rFonts w:ascii="Arial" w:hAnsi="Arial" w:cs="Arial" w:hint="eastAsia"/>
+        </w:rPr>
+        <w:t>在游戏的最后一个</w:t>
+      </w:r>
+      <w:r>
+        <w:rPr>
+          <w:rFonts w:ascii="Arial" w:hAnsi="Arial" w:cs="Arial" w:hint="eastAsia"/>
+        </w:rPr>
+        <w:t>Scene</w:t>
+      </w:r>
+      <w:r>
+        <w:rPr>
+          <w:rFonts w:ascii="Arial" w:hAnsi="Arial" w:cs="Arial" w:hint="eastAsia"/>
+        </w:rPr>
+        <w:t>的最后一个房间设置一道不丢弃</w:t>
+      </w:r>
+      <w:r>
+        <w:rPr>
+          <w:rFonts w:ascii="Arial" w:hAnsi="Arial" w:cs="Arial" w:hint="eastAsia"/>
+        </w:rPr>
+        <w:t>记忆</w:t>
+      </w:r>
+      <w:r>
+        <w:rPr>
+          <w:rFonts w:ascii="Arial" w:hAnsi="Arial" w:cs="Arial" w:hint="eastAsia"/>
+        </w:rPr>
+        <w:t>就无法跨越的障碍，迫使玩家做出选择</w:t>
+      </w:r>
+      <w:r>
+        <w:rPr>
+          <w:rFonts w:ascii="Arial" w:hAnsi="Arial" w:cs="Arial" w:hint="eastAsia"/>
+        </w:rPr>
+        <w:t>，最后丢弃死者与死神相遇的记忆。</w:t>
+      </w:r>
+    </w:p>
+    <w:p>
+      <w:pPr>
+        <w:pStyle w:val="a9"/>
+        <w:numPr>
+          <w:ilvl w:val="0"/>
+          <w:numId w:val="1"/>
+        </w:numPr>
+        <w:rPr>
+          <w:rFonts w:ascii="Arial" w:hAnsi="Arial" w:cs="Arial"/>
+        </w:rPr>
+      </w:pPr>
+      <w:r>
+        <w:rPr>
+          <w:rFonts w:ascii="Arial" w:hAnsi="Arial" w:cs="Arial" w:hint="eastAsia"/>
+        </w:rPr>
+        <w:t>丢弃某个死者的灵魂</w:t>
+      </w:r>
+    </w:p>
+    <w:p>
+      <w:pPr>
+        <w:pStyle w:val="a9"/>
+        <w:numPr>
+          <w:ilvl w:val="0"/>
+          <w:numId w:val="1"/>
+        </w:numPr>
+        <w:rPr>
+          <w:rFonts w:ascii="Arial" w:hAnsi="Arial" w:cs="Arial"/>
+        </w:rPr>
+      </w:pPr>
+      <w:r>
+        <w:rPr>
+          <w:rFonts w:ascii="Arial" w:hAnsi="Arial" w:cs="Arial" w:hint="eastAsia"/>
+        </w:rPr>
+        <w:t>丢弃自己的灵魂</w:t>
+      </w:r>
+    </w:p>
+    <w:p>
+      <w:pPr>
+        <w:rPr>
+          <w:rFonts w:ascii="Arial" w:hAnsi="Arial" w:cs="Arial"/>
+        </w:rPr>
+      </w:pPr>
+      <w:r>
+        <w:rPr>
+          <w:rFonts w:ascii="Arial" w:hAnsi="Arial" w:cs="Arial" w:hint="eastAsia"/>
+        </w:rPr>
+        <w:t>2.</w:t>
+      </w:r>
+      <w:r>
+        <w:rPr>
+          <w:rFonts w:ascii="Arial" w:hAnsi="Arial" w:cs="Arial" w:hint="eastAsia"/>
+        </w:rPr>
+        <w:t>双地图，同一个房间中有</w:t>
+      </w:r>
+      <w:r>
+        <w:rPr>
+          <w:rFonts w:ascii="Arial" w:hAnsi="Arial" w:cs="Arial" w:hint="eastAsia"/>
+        </w:rPr>
+        <w:t>real world</w:t>
+      </w:r>
+      <w:r>
+        <w:rPr>
+          <w:rFonts w:ascii="Arial" w:hAnsi="Arial" w:cs="Arial" w:hint="eastAsia"/>
+        </w:rPr>
+        <w:t>和</w:t>
+      </w:r>
+      <w:r>
+        <w:rPr>
+          <w:rFonts w:ascii="Arial" w:hAnsi="Arial" w:cs="Arial" w:hint="eastAsia"/>
+        </w:rPr>
+        <w:t>memory world (ghost world</w:t>
+      </w:r>
+      <w:r>
+        <w:rPr>
+          <w:rFonts w:ascii="Arial" w:hAnsi="Arial" w:cs="Arial" w:hint="eastAsia"/>
+        </w:rPr>
+        <w:t>也可以</w:t>
+      </w:r>
+      <w:r>
+        <w:rPr>
+          <w:rFonts w:ascii="Arial" w:hAnsi="Arial" w:cs="Arial" w:hint="eastAsia"/>
+        </w:rPr>
+        <w:t>)</w:t>
+      </w:r>
+      <w:r>
+        <w:rPr>
+          <w:rFonts w:ascii="Arial" w:hAnsi="Arial" w:cs="Arial" w:hint="eastAsia"/>
+        </w:rPr>
+        <w:t>，其中</w:t>
+      </w:r>
+      <w:r>
+        <w:rPr>
+          <w:rFonts w:ascii="Arial" w:hAnsi="Arial" w:cs="Arial" w:hint="eastAsia"/>
+        </w:rPr>
+        <w:t>memory world</w:t>
+      </w:r>
+      <w:r>
+        <w:rPr>
+          <w:rFonts w:ascii="Arial" w:hAnsi="Arial" w:cs="Arial" w:hint="eastAsia"/>
+        </w:rPr>
+        <w:t>只有死者能看到</w:t>
+      </w:r>
+    </w:p>
+    <w:p>
+      <w:pPr>
+        <w:rPr>
+          <w:rFonts w:ascii="Arial" w:hAnsi="Arial" w:cs="Arial" w:hint="eastAsia"/>
+        </w:rPr>
+      </w:pPr>
+      <w:r>
+        <w:rPr>
+          <w:rFonts w:ascii="Arial" w:hAnsi="Arial" w:cs="Arial" w:hint="eastAsia"/>
+        </w:rPr>
+        <w:t>3.</w:t>
+      </w:r>
+      <w:r>
+        <w:rPr>
+          <w:rFonts w:ascii="Arial" w:hAnsi="Arial" w:cs="Arial"/>
+        </w:rPr>
+        <w:t>玩家可以翻一本</w:t>
+      </w:r>
+      <w:r>
+        <w:rPr>
+          <w:rFonts w:ascii="Arial" w:hAnsi="Arial" w:cs="Arial" w:hint="eastAsia"/>
+        </w:rPr>
+        <w:t>死神的</w:t>
+      </w:r>
+      <w:r>
+        <w:rPr>
+          <w:rFonts w:ascii="Arial" w:hAnsi="Arial" w:cs="Arial"/>
+        </w:rPr>
+        <w:t>记录</w:t>
       </w:r>
       <w:r>
         <w:rPr>
@@ -35,260 +529,297 @@
       </w:r>
       <w:r>
         <w:rPr>
-          <w:rFonts w:ascii="Arial" w:hAnsi="Arial" w:cs="Arial" w:hint="eastAsia"/>
-        </w:rPr>
-        <w:t xml:space="preserve">e.g. </w:t>
-      </w:r>
-      <w:r>
-        <w:rPr>
-          <w:rFonts w:ascii="Arial" w:hAnsi="Arial" w:cs="Arial" w:hint="eastAsia"/>
-        </w:rPr>
-        <w:t>死神可以对一些超现实的物品进行特殊的交互，</w:t>
-      </w:r>
-      <w:r>
-        <w:rPr>
-          <w:rFonts w:ascii="Arial" w:hAnsi="Arial" w:cs="Arial" w:hint="eastAsia"/>
-        </w:rPr>
-        <w:t>将死之人可以对回忆</w:t>
-      </w:r>
-      <w:r>
-        <w:rPr>
-          <w:rFonts w:ascii="Arial" w:hAnsi="Arial" w:cs="Arial" w:hint="eastAsia"/>
-        </w:rPr>
-        <w:t>中的</w:t>
-      </w:r>
-      <w:r>
-        <w:rPr>
-          <w:rFonts w:ascii="Arial" w:hAnsi="Arial" w:cs="Arial" w:hint="eastAsia"/>
-        </w:rPr>
-        <w:t>物品</w:t>
-      </w:r>
-      <w:r>
-        <w:rPr>
-          <w:rFonts w:ascii="Arial" w:hAnsi="Arial" w:cs="Arial" w:hint="eastAsia"/>
-        </w:rPr>
-        <w:t>，道具</w:t>
-      </w:r>
-      <w:r>
-        <w:rPr>
-          <w:rFonts w:ascii="Arial" w:hAnsi="Arial" w:cs="Arial" w:hint="eastAsia"/>
-        </w:rPr>
-        <w:t>进行交互</w:t>
-      </w:r>
-    </w:p>
-    <w:p>
-      <w:pPr>
-        <w:rPr>
-          <w:rFonts w:ascii="Arial" w:hAnsi="Arial" w:cs="Arial"/>
-        </w:rPr>
-      </w:pPr>
-      <w:r>
-        <w:rPr>
-          <w:rFonts w:ascii="Arial" w:hAnsi="Arial" w:cs="Arial" w:hint="eastAsia"/>
-        </w:rPr>
-        <w:t>希望以跳跃</w:t>
-      </w:r>
-      <w:r>
-        <w:rPr>
-          <w:rFonts w:ascii="Arial" w:hAnsi="Arial" w:cs="Arial" w:hint="eastAsia"/>
-        </w:rPr>
-        <w:t>（可以设计陷阱）</w:t>
-      </w:r>
-      <w:r>
-        <w:rPr>
-          <w:rFonts w:ascii="Arial" w:hAnsi="Arial" w:cs="Arial" w:hint="eastAsia"/>
-        </w:rPr>
-        <w:t>与解密为主</w:t>
-      </w:r>
-    </w:p>
-    <w:p>
-      <w:pPr>
-        <w:rPr>
-          <w:rFonts w:ascii="Arial" w:hAnsi="Arial" w:cs="Arial"/>
-        </w:rPr>
-      </w:pPr>
-      <w:r>
-        <w:rPr>
-          <w:rFonts w:ascii="Arial" w:hAnsi="Arial" w:cs="Arial" w:hint="eastAsia"/>
-        </w:rPr>
-        <w:t>希望设计隐藏房间</w:t>
-      </w:r>
-    </w:p>
-    <w:p>
-      <w:pPr>
-        <w:rPr>
-          <w:rFonts w:ascii="Arial" w:hAnsi="Arial" w:cs="Arial"/>
-        </w:rPr>
-      </w:pPr>
-      <w:r>
-        <w:rPr>
-          <w:rFonts w:ascii="Arial" w:hAnsi="Arial" w:cs="Arial" w:hint="eastAsia"/>
-        </w:rPr>
-        <w:t>死神性能较强</w:t>
-      </w:r>
-      <w:r>
-        <w:rPr>
-          <w:rFonts w:ascii="Arial" w:hAnsi="Arial" w:cs="Arial" w:hint="eastAsia"/>
-        </w:rPr>
-        <w:t>（其实也不强，但是比死者强）</w:t>
-      </w:r>
-      <w:r>
-        <w:rPr>
-          <w:rFonts w:ascii="Arial" w:hAnsi="Arial" w:cs="Arial" w:hint="eastAsia"/>
-        </w:rPr>
-        <w:t>，可以二段跳，</w:t>
-      </w:r>
-      <w:r>
-        <w:rPr>
-          <w:rFonts w:ascii="Arial" w:hAnsi="Arial" w:cs="Arial" w:hint="eastAsia"/>
-        </w:rPr>
-        <w:t>dash</w:t>
-      </w:r>
-    </w:p>
-    <w:p>
-      <w:pPr>
-        <w:rPr>
-          <w:rFonts w:ascii="Arial" w:hAnsi="Arial" w:cs="Arial" w:hint="eastAsia"/>
-        </w:rPr>
-      </w:pPr>
-      <w:r>
-        <w:rPr>
-          <w:rFonts w:ascii="Arial" w:hAnsi="Arial" w:cs="Arial" w:hint="eastAsia"/>
-        </w:rPr>
-        <w:t>将死之人</w:t>
-      </w:r>
-      <w:r>
-        <w:rPr>
-          <w:rFonts w:ascii="Arial" w:hAnsi="Arial" w:cs="Arial" w:hint="eastAsia"/>
-        </w:rPr>
-        <w:t>只能一段跳</w:t>
-      </w:r>
-      <w:r>
-        <w:rPr>
-          <w:rFonts w:ascii="Arial" w:hAnsi="Arial" w:cs="Arial" w:hint="eastAsia"/>
-        </w:rPr>
-        <w:t>（第一个</w:t>
-      </w:r>
-      <w:r>
-        <w:rPr>
-          <w:rFonts w:ascii="Arial" w:hAnsi="Arial" w:cs="Arial" w:hint="eastAsia"/>
-        </w:rPr>
-        <w:t>scene</w:t>
-      </w:r>
-      <w:r>
-        <w:rPr>
-          <w:rFonts w:ascii="Arial" w:hAnsi="Arial" w:cs="Arial" w:hint="eastAsia"/>
-        </w:rPr>
-        <w:t>待定</w:t>
-      </w:r>
-      <w:r>
-        <w:rPr>
-          <w:rFonts w:ascii="Arial" w:hAnsi="Arial" w:cs="Arial" w:hint="eastAsia"/>
-        </w:rPr>
-        <w:t xml:space="preserve">, </w:t>
-      </w:r>
-      <w:r>
-        <w:rPr>
-          <w:rFonts w:ascii="Arial" w:hAnsi="Arial" w:cs="Arial" w:hint="eastAsia"/>
-        </w:rPr>
-        <w:t>之后的不一定）</w:t>
-      </w:r>
-      <w:r>
-        <w:rPr>
-          <w:rFonts w:ascii="Arial" w:hAnsi="Arial" w:cs="Arial" w:hint="eastAsia"/>
-        </w:rPr>
-        <w:t>，但是能与更多的物体交互，可以使用道具</w:t>
-      </w:r>
-    </w:p>
-    <w:p>
-      <w:pPr>
-        <w:rPr>
-          <w:rFonts w:ascii="Arial" w:hAnsi="Arial" w:cs="Arial"/>
-        </w:rPr>
-      </w:pPr>
-      <w:r>
-        <w:rPr>
-          <w:rFonts w:ascii="Arial" w:hAnsi="Arial" w:cs="Arial" w:hint="eastAsia"/>
-        </w:rPr>
-        <w:t>希望在游戏开场时蓄意</w:t>
-      </w:r>
-      <w:proofErr w:type="gramStart"/>
-      <w:r>
-        <w:rPr>
-          <w:rFonts w:ascii="Arial" w:hAnsi="Arial" w:cs="Arial" w:hint="eastAsia"/>
-        </w:rPr>
-        <w:t>不</w:t>
-      </w:r>
-      <w:proofErr w:type="gramEnd"/>
-      <w:r>
-        <w:rPr>
-          <w:rFonts w:ascii="Arial" w:hAnsi="Arial" w:cs="Arial" w:hint="eastAsia"/>
-        </w:rPr>
-        <w:t>表述主要人物死神的身份</w:t>
-      </w:r>
-    </w:p>
-    <w:p>
-      <w:pPr>
-        <w:rPr>
-          <w:rFonts w:ascii="Arial" w:hAnsi="Arial" w:cs="Arial"/>
-        </w:rPr>
-      </w:pPr>
-      <w:r>
-        <w:rPr>
-          <w:rFonts w:ascii="Arial" w:hAnsi="Arial" w:cs="Arial" w:hint="eastAsia"/>
-        </w:rPr>
-        <w:t>希望在每个</w:t>
-      </w:r>
-      <w:r>
-        <w:rPr>
-          <w:rFonts w:ascii="Arial" w:hAnsi="Arial" w:cs="Arial" w:hint="eastAsia"/>
-        </w:rPr>
-        <w:t>scene</w:t>
-      </w:r>
-      <w:r>
-        <w:rPr>
-          <w:rFonts w:ascii="Arial" w:hAnsi="Arial" w:cs="Arial" w:hint="eastAsia"/>
-        </w:rPr>
-        <w:t>结束前的最后一个房间设计成车站（待定）等，设计</w:t>
-      </w:r>
-      <w:proofErr w:type="gramStart"/>
-      <w:r>
-        <w:rPr>
-          <w:rFonts w:ascii="Arial" w:hAnsi="Arial" w:cs="Arial" w:hint="eastAsia"/>
-        </w:rPr>
-        <w:t>一</w:t>
-      </w:r>
-      <w:proofErr w:type="gramEnd"/>
-      <w:r>
-        <w:rPr>
-          <w:rFonts w:ascii="Arial" w:hAnsi="Arial" w:cs="Arial" w:hint="eastAsia"/>
-        </w:rPr>
-        <w:t>小段简单的演出</w:t>
-      </w:r>
-    </w:p>
-    <w:p>
-      <w:pPr>
-        <w:rPr>
-          <w:rFonts w:ascii="Arial" w:hAnsi="Arial" w:cs="Arial"/>
-        </w:rPr>
-      </w:pPr>
-      <w:r>
-        <w:rPr>
-          <w:rFonts w:ascii="Arial" w:hAnsi="Arial" w:cs="Arial" w:hint="eastAsia"/>
-        </w:rPr>
-        <w:t>地图中可以出现</w:t>
-      </w:r>
-      <w:r>
-        <w:rPr>
-          <w:rFonts w:ascii="Arial" w:hAnsi="Arial" w:cs="Arial" w:hint="eastAsia"/>
-        </w:rPr>
-        <w:t xml:space="preserve">lift, </w:t>
-      </w:r>
-      <w:r>
-        <w:rPr>
-          <w:rFonts w:ascii="Arial" w:hAnsi="Arial" w:cs="Arial" w:hint="eastAsia"/>
-        </w:rPr>
-        <w:t>锁上的门</w:t>
+          <w:rFonts w:ascii="Arial" w:hAnsi="Arial" w:cs="Arial"/>
+        </w:rPr>
+        <w:t>里面有</w:t>
+      </w:r>
+      <w:r>
+        <w:rPr>
+          <w:rFonts w:ascii="Arial" w:hAnsi="Arial" w:cs="Arial" w:hint="eastAsia"/>
+        </w:rPr>
+        <w:t>死者的信息，</w:t>
+      </w:r>
+      <w:r>
+        <w:rPr>
+          <w:rFonts w:ascii="Arial" w:hAnsi="Arial" w:cs="Arial"/>
+        </w:rPr>
+        <w:t>玩家</w:t>
+      </w:r>
+      <w:r>
+        <w:rPr>
+          <w:rFonts w:ascii="Arial" w:hAnsi="Arial" w:cs="Arial" w:hint="eastAsia"/>
+        </w:rPr>
+        <w:t>随着探索</w:t>
+      </w:r>
+      <w:r>
+        <w:rPr>
+          <w:rFonts w:ascii="Arial" w:hAnsi="Arial" w:cs="Arial"/>
+        </w:rPr>
+        <w:t>获得更多背景</w:t>
+      </w:r>
+      <w:r>
+        <w:rPr>
+          <w:rFonts w:ascii="Arial" w:hAnsi="Arial" w:cs="Arial" w:hint="eastAsia"/>
+        </w:rPr>
+        <w:t>，</w:t>
+      </w:r>
+      <w:r>
+        <w:rPr>
+          <w:rFonts w:ascii="Arial" w:hAnsi="Arial" w:cs="Arial"/>
+        </w:rPr>
+        <w:t>Puzzle</w:t>
+      </w:r>
+      <w:r>
+        <w:rPr>
+          <w:rFonts w:ascii="Arial" w:hAnsi="Arial" w:cs="Arial"/>
+        </w:rPr>
+        <w:t>也会</w:t>
+      </w:r>
+      <w:r>
+        <w:rPr>
+          <w:rFonts w:ascii="Arial" w:hAnsi="Arial" w:cs="Arial" w:hint="eastAsia"/>
+        </w:rPr>
+        <w:t>可以解开</w:t>
+      </w:r>
+    </w:p>
+    <w:p>
+      <w:pPr>
+        <w:rPr>
+          <w:rFonts w:ascii="Arial" w:hAnsi="Arial" w:cs="Arial" w:hint="eastAsia"/>
+        </w:rPr>
+      </w:pPr>
+      <w:r>
+        <w:rPr>
+          <w:rFonts w:ascii="Arial" w:hAnsi="Arial" w:cs="Arial" w:hint="eastAsia"/>
+        </w:rPr>
+        <w:t>e.g</w:t>
+      </w:r>
+      <w:r>
+        <w:rPr>
+          <w:rFonts w:ascii="Arial" w:hAnsi="Arial" w:cs="Arial" w:hint="eastAsia"/>
+        </w:rPr>
+        <w:t>．</w:t>
+      </w:r>
+      <w:r>
+        <w:rPr>
+          <w:rFonts w:ascii="Arial" w:hAnsi="Arial" w:cs="Arial" w:hint="eastAsia"/>
+        </w:rPr>
+        <w:t xml:space="preserve"> </w:t>
+      </w:r>
+      <w:r>
+        <w:rPr>
+          <w:rFonts w:ascii="Arial" w:hAnsi="Arial" w:cs="Arial"/>
+        </w:rPr>
+        <w:t>知道</w:t>
+      </w:r>
+      <w:r>
+        <w:rPr>
+          <w:rFonts w:ascii="Arial" w:hAnsi="Arial" w:cs="Arial" w:hint="eastAsia"/>
+        </w:rPr>
+        <w:t>孩子</w:t>
+      </w:r>
+      <w:r>
+        <w:rPr>
+          <w:rFonts w:ascii="Arial" w:hAnsi="Arial" w:cs="Arial"/>
+        </w:rPr>
+        <w:t>害怕黑暗</w:t>
+      </w:r>
+      <w:r>
+        <w:rPr>
+          <w:rFonts w:ascii="Arial" w:hAnsi="Arial" w:cs="Arial" w:hint="eastAsia"/>
+        </w:rPr>
+        <w:t>，</w:t>
+      </w:r>
+      <w:r>
+        <w:rPr>
+          <w:rFonts w:ascii="Arial" w:hAnsi="Arial" w:cs="Arial"/>
+        </w:rPr>
+        <w:t>那么</w:t>
+      </w:r>
+      <w:r>
+        <w:rPr>
+          <w:rFonts w:ascii="Arial" w:hAnsi="Arial" w:cs="Arial" w:hint="eastAsia"/>
+        </w:rPr>
+        <w:t>把灯打开</w:t>
+      </w:r>
+    </w:p>
+    <w:p>
+      <w:pPr>
+        <w:rPr>
+          <w:rFonts w:ascii="Arial" w:hAnsi="Arial" w:cs="Arial"/>
+        </w:rPr>
+      </w:pPr>
+      <w:r>
+        <w:rPr>
+          <w:rFonts w:ascii="Arial" w:hAnsi="Arial" w:cs="Arial" w:hint="eastAsia"/>
+        </w:rPr>
+        <w:t>4.</w:t>
+      </w:r>
+      <w:r>
+        <w:rPr>
+          <w:rFonts w:ascii="Arial" w:hAnsi="Arial" w:cs="Arial" w:hint="eastAsia"/>
+        </w:rPr>
+        <w:t xml:space="preserve">/* </w:t>
+      </w:r>
+      <w:r>
+        <w:rPr>
+          <w:rFonts w:ascii="Arial" w:hAnsi="Arial" w:cs="Arial" w:hint="eastAsia"/>
+        </w:rPr>
+        <w:t>这个</w:t>
+      </w:r>
+      <w:r>
+        <w:rPr>
+          <w:rFonts w:ascii="Arial" w:hAnsi="Arial" w:cs="Arial" w:hint="eastAsia"/>
+        </w:rPr>
+        <w:t>很难</w:t>
+      </w:r>
+      <w:r>
+        <w:rPr>
+          <w:rFonts w:ascii="Arial" w:hAnsi="Arial" w:cs="Arial" w:hint="eastAsia"/>
+        </w:rPr>
+        <w:t xml:space="preserve"> */</w:t>
+      </w:r>
+      <w:r>
+        <w:rPr>
+          <w:rFonts w:ascii="Arial" w:hAnsi="Arial" w:cs="Arial"/>
+        </w:rPr>
+        <w:t>旅馆不是固定地图。</w:t>
+      </w:r>
+    </w:p>
+    <w:p>
+      <w:pPr>
+        <w:rPr>
+          <w:rFonts w:ascii="Arial" w:hAnsi="Arial" w:cs="Arial" w:hint="eastAsia"/>
+        </w:rPr>
+      </w:pPr>
+      <w:r>
+        <w:rPr>
+          <w:rFonts w:ascii="Arial" w:hAnsi="Arial" w:cs="Arial"/>
+        </w:rPr>
+        <w:t>而是：根据住客情绪变化</w:t>
+      </w:r>
+      <w:r>
+        <w:rPr>
+          <w:rFonts w:ascii="Arial" w:hAnsi="Arial" w:cs="Arial" w:hint="eastAsia"/>
+        </w:rPr>
+        <w:t>地图</w:t>
+      </w:r>
+    </w:p>
+    <w:p>
+      <w:pPr>
+        <w:rPr>
+          <w:rFonts w:ascii="Arial" w:hAnsi="Arial" w:cs="Arial" w:hint="eastAsia"/>
+        </w:rPr>
+      </w:pPr>
+      <w:r>
+        <w:rPr>
+          <w:rFonts w:ascii="Arial" w:hAnsi="Arial" w:cs="Arial" w:hint="eastAsia"/>
+        </w:rPr>
+        <w:t xml:space="preserve">e.g.: </w:t>
+      </w:r>
+      <w:r>
+        <w:rPr>
+          <w:rFonts w:ascii="Arial" w:hAnsi="Arial" w:cs="Arial"/>
+        </w:rPr>
+        <w:t>悲伤整个房间下雨</w:t>
+      </w:r>
+      <w:r>
+        <w:rPr>
+          <w:rFonts w:ascii="Arial" w:hAnsi="Arial" w:cs="Arial" w:hint="eastAsia"/>
+        </w:rPr>
+        <w:t>，平台</w:t>
+      </w:r>
+      <w:r>
+        <w:rPr>
+          <w:rFonts w:ascii="Arial" w:hAnsi="Arial" w:cs="Arial"/>
+        </w:rPr>
+        <w:t>打滑</w:t>
+      </w:r>
+    </w:p>
+    <w:p>
+      <w:pPr>
+        <w:rPr>
+          <w:rFonts w:ascii="Arial" w:hAnsi="Arial" w:cs="Arial"/>
+        </w:rPr>
+      </w:pPr>
+    </w:p>
+    <w:p>
+      <w:pPr>
+        <w:rPr>
+          <w:rFonts w:ascii="Arial" w:hAnsi="Arial" w:cs="Arial"/>
+        </w:rPr>
+      </w:pPr>
+      <w:r>
+        <w:rPr>
+          <w:rFonts w:ascii="Arial" w:hAnsi="Arial" w:cs="Arial" w:hint="eastAsia"/>
+        </w:rPr>
+        <w:t>5.</w:t>
+      </w:r>
+      <w:r>
+        <w:rPr>
+          <w:rFonts w:ascii="Arial" w:hAnsi="Arial" w:cs="Arial"/>
+        </w:rPr>
+        <w:t>死神一直拿着一根线</w:t>
+      </w:r>
+      <w:r>
+        <w:rPr>
+          <w:rFonts w:ascii="Arial" w:hAnsi="Arial" w:cs="Arial" w:hint="eastAsia"/>
+        </w:rPr>
+        <w:t>，</w:t>
+      </w:r>
+      <w:r>
+        <w:rPr>
+          <w:rFonts w:ascii="Arial" w:hAnsi="Arial" w:cs="Arial"/>
+        </w:rPr>
+        <w:t>可以连接任何东西</w:t>
+      </w:r>
+      <w:r>
+        <w:rPr>
+          <w:rFonts w:ascii="Arial" w:hAnsi="Arial" w:cs="Arial" w:hint="eastAsia"/>
+        </w:rPr>
+        <w:t>，</w:t>
+      </w:r>
+      <w:r>
+        <w:rPr>
+          <w:rFonts w:ascii="Arial" w:hAnsi="Arial" w:cs="Arial"/>
+        </w:rPr>
+        <w:t>例如箱子</w:t>
+      </w:r>
+      <w:r>
+        <w:rPr>
+          <w:rFonts w:ascii="Arial" w:hAnsi="Arial" w:cs="Arial" w:hint="eastAsia"/>
+        </w:rPr>
+        <w:t>连接平台，</w:t>
+      </w:r>
+      <w:r>
+        <w:rPr>
+          <w:rFonts w:ascii="Arial" w:hAnsi="Arial" w:cs="Arial"/>
+        </w:rPr>
+        <w:t>连接以后动作同步</w:t>
+      </w:r>
+      <w:r>
+        <w:rPr>
+          <w:rFonts w:ascii="Arial" w:hAnsi="Arial" w:cs="Arial" w:hint="eastAsia"/>
+        </w:rPr>
+        <w:t>，</w:t>
+      </w:r>
+      <w:r>
+        <w:rPr>
+          <w:rFonts w:ascii="Arial" w:hAnsi="Arial" w:cs="Arial"/>
+        </w:rPr>
+        <w:t>拉箱子另一个平台</w:t>
+      </w:r>
+      <w:r>
+        <w:rPr>
+          <w:rFonts w:ascii="Arial" w:hAnsi="Arial" w:cs="Arial" w:hint="eastAsia"/>
+        </w:rPr>
+        <w:t>也</w:t>
+      </w:r>
+      <w:r>
+        <w:rPr>
+          <w:rFonts w:ascii="Arial" w:hAnsi="Arial" w:cs="Arial"/>
+        </w:rPr>
+        <w:t>一起移动。</w:t>
       </w:r>
     </w:p>
     <w:p>
@@ -306,6 +837,103 @@
     </w:sectPr>
   </w:body>
 </w:document>
+</file>
+
+<file path=word/numbering.xml><?xml version="1.0" encoding="utf-8"?>
+<w:numbering xmlns:wpc="http://schemas.microsoft.com/office/word/2010/wordprocessingCanvas" xmlns:cx="http://schemas.microsoft.com/office/drawing/2014/chartex" xmlns:cx1="http://schemas.microsoft.com/office/drawing/2015/9/8/chartex" xmlns:cx2="http://schemas.microsoft.com/office/drawing/2015/10/21/chartex" xmlns:cx3="http://schemas.microsoft.com/office/drawing/2016/5/9/chartex" xmlns:cx4="http://schemas.microsoft.com/office/drawing/2016/5/10/chartex" xmlns:cx5="http://schemas.microsoft.com/office/drawing/2016/5/11/chartex" xmlns:cx6="http://schemas.microsoft.com/office/drawing/2016/5/12/chartex" xmlns:cx7="http://schemas.microsoft.com/office/drawing/2016/5/13/chartex" xmlns:cx8="http://schemas.microsoft.com/office/drawing/2016/5/14/chartex" xmlns:mc="http://schemas.openxmlformats.org/markup-compatibility/2006" xmlns:aink="http://schemas.microsoft.com/office/drawing/2016/ink" xmlns:am3d="http://schemas.microsoft.com/office/drawing/2017/model3d" xmlns:o="urn:schemas-microsoft-com:office:office" xmlns:oel="http://schemas.microsoft.com/office/2019/extlst" xmlns:r="http://schemas.openxmlformats.org/officeDocument/2006/relationships" xmlns:m="http://schemas.openxmlformats.org/officeDocument/2006/math" xmlns:v="urn:schemas-microsoft-com:vml" xmlns:wp14="http://schemas.microsoft.com/office/word/2010/wordprocessingDrawing" xmlns:wp="http://schemas.openxmlformats.org/drawingml/2006/wordprocessingDrawing" xmlns:w10="urn:schemas-microsoft-com:office:word" xmlns:w="http://schemas.openxmlformats.org/wordprocessingml/2006/main" xmlns:w14="http://schemas.microsoft.com/office/word/2010/wordml" xmlns:w15="http://schemas.microsoft.com/office/word/2012/wordml" xmlns:w16cex="http://schemas.microsoft.com/office/word/2018/wordml/cex" xmlns:w16cid="http://schemas.microsoft.com/office/word/2016/wordml/cid" xmlns:w16="http://schemas.microsoft.com/office/word/2018/wordml" xmlns:w16du="http://schemas.microsoft.com/office/word/2023/wordml/word16du" xmlns:w16sdtdh="http://schemas.microsoft.com/office/word/2020/wordml/sdtdatahash" xmlns:w16sdtfl="http://schemas.microsoft.com/office/word/2024/wordml/sdtformatlock" xmlns:w16se="http://schemas.microsoft.com/office/word/2015/wordml/symex" xmlns:wpg="http://schemas.microsoft.com/office/word/2010/wordprocessingGroup" xmlns:wpi="http://schemas.microsoft.com/office/word/2010/wordprocessingInk" xmlns:wne="http://schemas.microsoft.com/office/word/2006/wordml" xmlns:wps="http://schemas.microsoft.com/office/word/2010/wordprocessingShape" mc:Ignorable="w14 w15 w16se w16cid w16 w16cex w16sdtdh w16sdtfl w16du wp14">
+  <w:abstractNum w:abstractNumId="0" w15:restartNumberingAfterBreak="0">
+    <w:nsid w:val="3B6E2914"/>
+    <w:multiLevelType w:val="hybridMultilevel"/>
+    <w:tmpl w:val="BDC6CCB4"/>
+    <w:lvl w:ilvl="0" w:tplc="54A0F500">
+      <w:start w:val="1"/>
+      <w:numFmt w:val="decimal"/>
+      <w:lvlText w:val="%1）"/>
+      <w:lvlJc w:val="left"/>
+      <w:pPr>
+        <w:ind w:left="360" w:hanging="360"/>
+      </w:pPr>
+      <w:rPr>
+        <w:rFonts w:hint="default"/>
+      </w:rPr>
+    </w:lvl>
+    <w:lvl w:ilvl="1" w:tplc="04090019" w:tentative="1">
+      <w:start w:val="1"/>
+      <w:numFmt w:val="lowerLetter"/>
+      <w:lvlText w:val="%2)"/>
+      <w:lvlJc w:val="left"/>
+      <w:pPr>
+        <w:ind w:left="880" w:hanging="440"/>
+      </w:pPr>
+    </w:lvl>
+    <w:lvl w:ilvl="2" w:tplc="0409001B" w:tentative="1">
+      <w:start w:val="1"/>
+      <w:numFmt w:val="lowerRoman"/>
+      <w:lvlText w:val="%3."/>
+      <w:lvlJc w:val="right"/>
+      <w:pPr>
+        <w:ind w:left="1320" w:hanging="440"/>
+      </w:pPr>
+    </w:lvl>
+    <w:lvl w:ilvl="3" w:tplc="0409000F" w:tentative="1">
+      <w:start w:val="1"/>
+      <w:numFmt w:val="decimal"/>
+      <w:lvlText w:val="%4."/>
+      <w:lvlJc w:val="left"/>
+      <w:pPr>
+        <w:ind w:left="1760" w:hanging="440"/>
+      </w:pPr>
+    </w:lvl>
+    <w:lvl w:ilvl="4" w:tplc="04090019" w:tentative="1">
+      <w:start w:val="1"/>
+      <w:numFmt w:val="lowerLetter"/>
+      <w:lvlText w:val="%5)"/>
+      <w:lvlJc w:val="left"/>
+      <w:pPr>
+        <w:ind w:left="2200" w:hanging="440"/>
+      </w:pPr>
+    </w:lvl>
+    <w:lvl w:ilvl="5" w:tplc="0409001B" w:tentative="1">
+      <w:start w:val="1"/>
+      <w:numFmt w:val="lowerRoman"/>
+      <w:lvlText w:val="%6."/>
+      <w:lvlJc w:val="right"/>
+      <w:pPr>
+        <w:ind w:left="2640" w:hanging="440"/>
+      </w:pPr>
+    </w:lvl>
+    <w:lvl w:ilvl="6" w:tplc="0409000F" w:tentative="1">
+      <w:start w:val="1"/>
+      <w:numFmt w:val="decimal"/>
+      <w:lvlText w:val="%7."/>
+      <w:lvlJc w:val="left"/>
+      <w:pPr>
+        <w:ind w:left="3080" w:hanging="440"/>
+      </w:pPr>
+    </w:lvl>
+    <w:lvl w:ilvl="7" w:tplc="04090019" w:tentative="1">
+      <w:start w:val="1"/>
+      <w:numFmt w:val="lowerLetter"/>
+      <w:lvlText w:val="%8)"/>
+      <w:lvlJc w:val="left"/>
+      <w:pPr>
+        <w:ind w:left="3520" w:hanging="440"/>
+      </w:pPr>
+    </w:lvl>
+    <w:lvl w:ilvl="8" w:tplc="0409001B" w:tentative="1">
+      <w:start w:val="1"/>
+      <w:numFmt w:val="lowerRoman"/>
+      <w:lvlText w:val="%9."/>
+      <w:lvlJc w:val="right"/>
+      <w:pPr>
+        <w:ind w:left="3960" w:hanging="440"/>
+      </w:pPr>
+    </w:lvl>
+  </w:abstractNum>
+  <w:num w:numId="1" w16cid:durableId="1600285797">
+    <w:abstractNumId w:val="0"/>
+  </w:num>
+</w:numbering>
 </file>
 
 <file path=word/styles.xml><?xml version="1.0" encoding="utf-8"?>
@@ -915,7 +1543,6 @@
   <w:style w:type="character" w:default="1" w:styleId="a0">
     <w:name w:val="Default Paragraph Font"/>
     <w:uiPriority w:val="1"/>
-    <w:semiHidden/>
     <w:unhideWhenUsed/>
   </w:style>
   <w:style w:type="table" w:default="1" w:styleId="a1">
